--- a/a7/packages/A7 Unit 5 - Multi-Step Proportional Relationships/Assessment/Practice Test/A7 Unit 5 Multi-Step Proportional Relationships - Practice Test - Key.docx
+++ b/a7/packages/A7 Unit 5 - Multi-Step Proportional Relationships/Assessment/Practice Test/A7 Unit 5 Multi-Step Proportional Relationships - Practice Test - Key.docx
@@ -464,7 +464,7 @@
                 <w:color w:val="6B6B6B"/>
                 <w:sz w:val="19"/>
               </w:rPr>
-              <w:t>copy ÷ original; the copy is smaller, so k is under 1 — 2.5, 4 and 2 are the proportion backwards</w:t>
+              <w:t>copy ÷ original; the copy is smaller, so k is under 1 — 2 is the proportion backwards</w:t>
             </w:r>
           </w:p>
           <w:p>
@@ -549,7 +549,7 @@
                 <w:color w:val="1A1A1A"/>
                 <w:sz w:val="22"/>
               </w:rPr>
-              <w:t>A drawing has a 25° angle. A scale copy is made at k = 4. What is the matching angle in the copy?</w:t>
+              <w:t>A figure is scaled by a scale factor of 2. Select ALL of the statements that are true about the copy.</w:t>
             </w:r>
             <w:r>
               <w:tab/>
@@ -577,7 +577,7 @@
                 <w:color w:val="1A1A1A"/>
                 <w:sz w:val="22"/>
               </w:rPr>
-              <w:t xml:space="preserve">○   </w:t>
+              <w:t xml:space="preserve">☐   </w:t>
             </w:r>
             <w:r>
               <w:rPr>
@@ -586,7 +586,82 @@
                 <w:color w:val="1A1A1A"/>
                 <w:sz w:val="22"/>
               </w:rPr>
-              <w:t>A.  100°</w:t>
+              <w:t>A.  The area is 2 times as large.</w:t>
+            </w:r>
+          </w:p>
+          <w:p>
+            <w:pPr>
+              <w:spacing w:before="40" w:after="40"/>
+              <w:ind w:left="1300" w:hanging="380"/>
+            </w:pPr>
+            <w:r>
+              <w:rPr>
+                <w:rFonts w:ascii="FreeSerif" w:hAnsi="FreeSerif" w:eastAsia="FreeSerif"/>
+                <w:b w:val="0"/>
+                <w:i w:val="0"/>
+                <w:color w:val="9E1B32"/>
+                <w:sz w:val="22"/>
+              </w:rPr>
+              <w:t xml:space="preserve">☒   </w:t>
+            </w:r>
+            <w:r>
+              <w:rPr>
+                <w:b/>
+                <w:i w:val="0"/>
+                <w:color w:val="9E1B32"/>
+                <w:sz w:val="22"/>
+              </w:rPr>
+              <w:t>B.  Each side is 2 times as long.</w:t>
+            </w:r>
+          </w:p>
+          <w:p>
+            <w:pPr>
+              <w:spacing w:before="40" w:after="40"/>
+              <w:ind w:left="1300" w:hanging="380"/>
+            </w:pPr>
+            <w:r>
+              <w:rPr>
+                <w:rFonts w:ascii="FreeSerif" w:hAnsi="FreeSerif" w:eastAsia="FreeSerif"/>
+                <w:b w:val="0"/>
+                <w:i w:val="0"/>
+                <w:color w:val="9E1B32"/>
+                <w:sz w:val="22"/>
+              </w:rPr>
+              <w:t xml:space="preserve">☒   </w:t>
+            </w:r>
+            <w:r>
+              <w:rPr>
+                <w:b/>
+                <w:i w:val="0"/>
+                <w:color w:val="9E1B32"/>
+                <w:sz w:val="22"/>
+              </w:rPr>
+              <w:t>C.  The perimeter is 2 times as long.</w:t>
+            </w:r>
+          </w:p>
+          <w:p>
+            <w:pPr>
+              <w:spacing w:before="40" w:after="40"/>
+              <w:ind w:left="1300" w:hanging="380"/>
+            </w:pPr>
+            <w:r>
+              <w:rPr>
+                <w:rFonts w:ascii="FreeSerif" w:hAnsi="FreeSerif" w:eastAsia="FreeSerif"/>
+                <w:b w:val="0"/>
+                <w:i w:val="0"/>
+                <w:color w:val="9E1B32"/>
+                <w:sz w:val="22"/>
+              </w:rPr>
+              <w:t xml:space="preserve">☒   </w:t>
+            </w:r>
+            <w:r>
+              <w:rPr>
+                <w:b/>
+                <w:i w:val="0"/>
+                <w:color w:val="9E1B32"/>
+                <w:sz w:val="22"/>
+              </w:rPr>
+              <w:t>D.  The area is 4 times as large.</w:t>
             </w:r>
           </w:p>
           <w:p>
@@ -602,7 +677,7 @@
                 <w:color w:val="1A1A1A"/>
                 <w:sz w:val="22"/>
               </w:rPr>
-              <w:t xml:space="preserve">○   </w:t>
+              <w:t xml:space="preserve">☐   </w:t>
             </w:r>
             <w:r>
               <w:rPr>
@@ -611,57 +686,7 @@
                 <w:color w:val="1A1A1A"/>
                 <w:sz w:val="22"/>
               </w:rPr>
-              <w:t>B.  6.25°</w:t>
-            </w:r>
-          </w:p>
-          <w:p>
-            <w:pPr>
-              <w:spacing w:before="40" w:after="40"/>
-              <w:ind w:left="1300" w:hanging="380"/>
-            </w:pPr>
-            <w:r>
-              <w:rPr>
-                <w:rFonts w:ascii="FreeSerif" w:hAnsi="FreeSerif" w:eastAsia="FreeSerif"/>
-                <w:b w:val="0"/>
-                <w:i w:val="0"/>
-                <w:color w:val="1A1A1A"/>
-                <w:sz w:val="22"/>
-              </w:rPr>
-              <w:t xml:space="preserve">○   </w:t>
-            </w:r>
-            <w:r>
-              <w:rPr>
-                <w:b w:val="0"/>
-                <w:i w:val="0"/>
-                <w:color w:val="1A1A1A"/>
-                <w:sz w:val="22"/>
-              </w:rPr>
-              <w:t>C.  29°</w:t>
-            </w:r>
-          </w:p>
-          <w:p>
-            <w:pPr>
-              <w:spacing w:before="40" w:after="40"/>
-              <w:ind w:left="1300" w:hanging="380"/>
-            </w:pPr>
-            <w:r>
-              <w:rPr>
-                <w:rFonts w:ascii="FreeSerif" w:hAnsi="FreeSerif" w:eastAsia="FreeSerif"/>
-                <w:b w:val="0"/>
-                <w:i w:val="0"/>
-                <w:color w:val="9E1B32"/>
-                <w:sz w:val="22"/>
-              </w:rPr>
-              <w:t xml:space="preserve">●   </w:t>
-            </w:r>
-            <w:r>
-              <w:rPr>
-                <w:b/>
-                <w:i w:val="0"/>
-                <w:color w:val="9E1B32"/>
-                <w:sz w:val="22"/>
-              </w:rPr>
-              <w:t>D.  25°</w:t>
+              <w:t>E.  Each angle is 2 times as large.</w:t>
             </w:r>
           </w:p>
           <w:p>
@@ -676,7 +701,7 @@
                 <w:color w:val="9E1B32"/>
                 <w:sz w:val="22"/>
               </w:rPr>
-              <w:t>D</w:t>
+              <w:t>B, C and D</w:t>
             </w:r>
           </w:p>
           <w:p>
@@ -691,7 +716,26 @@
                 <w:color w:val="6B6B6B"/>
                 <w:sz w:val="19"/>
               </w:rPr>
-              <w:t>Lengths scale; angles do not.</w:t>
+              <w:t>All three and nothing else for the point: sides and perimeter × k, area × k</w:t>
+            </w:r>
+            <w:r>
+              <w:rPr>
+                <w:b w:val="0"/>
+                <w:i/>
+                <w:color w:val="6B6B6B"/>
+                <w:sz w:val="19"/>
+                <w:vertAlign w:val="superscript"/>
+              </w:rPr>
+              <w:t>2</w:t>
+            </w:r>
+            <w:r>
+              <w:rPr>
+                <w:b w:val="0"/>
+                <w:i/>
+                <w:color w:val="6B6B6B"/>
+                <w:sz w:val="19"/>
+              </w:rPr>
+              <w:t>, angles unchanged.</w:t>
             </w:r>
           </w:p>
           <w:p>
@@ -940,7 +984,7 @@
                 <w:color w:val="6B6B6B"/>
                 <w:sz w:val="19"/>
               </w:rPr>
-              <w:t xml:space="preserve"> — 36, 40 and 30 multiplied the area by k once</w:t>
+              <w:t xml:space="preserve"> — 30 multiplied the area by k once</w:t>
             </w:r>
           </w:p>
           <w:p>
@@ -1063,7 +1107,7 @@
                 <w:color w:val="1A1A1A"/>
                 <w:sz w:val="22"/>
               </w:rPr>
-              <w:t>. Find k, and explain why k is not 25.</w:t>
+              <w:t>. What is the scale factor?</w:t>
             </w:r>
             <w:r>
               <w:tab/>
@@ -1090,45 +1134,7 @@
                 <w:color w:val="9E1B32"/>
                 <w:sz w:val="22"/>
               </w:rPr>
-              <w:t>k = 5. The area ratio is k</w:t>
-            </w:r>
-            <w:r>
-              <w:rPr>
-                <w:b/>
-                <w:i/>
-                <w:color w:val="9E1B32"/>
-                <w:sz w:val="22"/>
-                <w:vertAlign w:val="superscript"/>
-              </w:rPr>
-              <w:t>2</w:t>
-            </w:r>
-            <w:r>
-              <w:rPr>
-                <w:b/>
-                <w:i/>
-                <w:color w:val="9E1B32"/>
-                <w:sz w:val="22"/>
-              </w:rPr>
-              <w:t>, because area is two lengths each multiplied by k; 25 is k</w:t>
-            </w:r>
-            <w:r>
-              <w:rPr>
-                <w:b/>
-                <w:i/>
-                <w:color w:val="9E1B32"/>
-                <w:sz w:val="22"/>
-                <w:vertAlign w:val="superscript"/>
-              </w:rPr>
-              <w:t>2</w:t>
-            </w:r>
-            <w:r>
-              <w:rPr>
-                <w:b/>
-                <w:i/>
-                <w:color w:val="9E1B32"/>
-                <w:sz w:val="22"/>
-              </w:rPr>
-              <w:t>, so k is its square root.</w:t>
+              <w:t>k = 5</w:t>
             </w:r>
           </w:p>
           <w:p>
@@ -1143,7 +1149,7 @@
                 <w:color w:val="6B6B6B"/>
                 <w:sz w:val="19"/>
               </w:rPr>
-              <w:t>The point needs k AND the reason (two lengths, so the ratio is k</w:t>
+              <w:t>150 ÷ 6 = 25 is k</w:t>
             </w:r>
             <w:r>
               <w:rPr>
@@ -1162,7 +1168,7 @@
                 <w:color w:val="6B6B6B"/>
                 <w:sz w:val="19"/>
               </w:rPr>
-              <w:t>). 'k = 3' alone is half the item; 'because you square root it' with no reason why is the rule without the reason.</w:t>
+              <w:t>, so k = √25. A board with 25 handed in the area ratio as k.</w:t>
             </w:r>
           </w:p>
           <w:p>
@@ -1313,7 +1319,7 @@
                 <w:color w:val="6B6B6B"/>
                 <w:sz w:val="19"/>
               </w:rPr>
-              <w:t>the scale per 1 inch, then × — 1 in : 4 ft, 1 in : 2 ft, 1 in : 5 ft</w:t>
+              <w:t>the scale per 1 inch, then ×: 1 in : 5 ft</w:t>
             </w:r>
           </w:p>
           <w:p>
@@ -1392,7 +1398,26 @@
                 <w:color w:val="6B6B6B"/>
                 <w:sz w:val="19"/>
               </w:rPr>
-              <w:t>real dimensions first: 8 by 14, 6 by 10, 10 by 15 — the drawing's area × the rate once is the named error</w:t>
+              <w:t>real dimensions first: 10 by 15 — 6 in</w:t>
+            </w:r>
+            <w:r>
+              <w:rPr>
+                <w:b w:val="0"/>
+                <w:i/>
+                <w:color w:val="6B6B6B"/>
+                <w:sz w:val="19"/>
+                <w:vertAlign w:val="superscript"/>
+              </w:rPr>
+              <w:t>2</w:t>
+            </w:r>
+            <w:r>
+              <w:rPr>
+                <w:b w:val="0"/>
+                <w:i/>
+                <w:color w:val="6B6B6B"/>
+                <w:sz w:val="19"/>
+              </w:rPr>
+              <w:t xml:space="preserve"> × 5 = 30 is the named error</w:t>
             </w:r>
           </w:p>
           <w:p>
@@ -1788,7 +1813,7 @@
                 <w:color w:val="1A1A1A"/>
                 <w:sz w:val="22"/>
               </w:rPr>
-              <w:t>1 in = 2.54 cm. How many centimetres is 7 in?</w:t>
+              <w:t>1 in = 2.54 cm. How many centimeters is 7 in?</w:t>
             </w:r>
             <w:r>
               <w:tab/>
@@ -1815,7 +1840,7 @@
                 <w:color w:val="9E1B32"/>
                 <w:sz w:val="22"/>
               </w:rPr>
-              <w:t>17.78 cm</w:t>
+              <w:t>17.78 cm (17.9 by ÷ 0.39)</w:t>
             </w:r>
           </w:p>
           <w:p>
@@ -1830,7 +1855,7 @@
                 <w:color w:val="6B6B6B"/>
                 <w:sz w:val="19"/>
               </w:rPr>
-              <w:t>× the ratio whose 1 is inches</w:t>
+              <w:t>× the ratio whose 1 is inches; the sheet's other ratio, ÷ 0.39, earns the point too when the work shows it</w:t>
             </w:r>
           </w:p>
           <w:p>
@@ -1915,7 +1940,7 @@
                 <w:color w:val="1A1A1A"/>
                 <w:sz w:val="22"/>
               </w:rPr>
-              <w:t>1 cm = 0.39 in. How many inches is 110 cm?</w:t>
+              <w:t>1 in = 2.54 cm and 1 cm = 0.39 in. Select ALL of the expressions that give the number of inches in 110 cm.</w:t>
             </w:r>
             <w:r>
               <w:tab/>
@@ -1932,6 +1957,142 @@
           </w:p>
           <w:p>
             <w:pPr>
+              <w:spacing w:before="40" w:after="40"/>
+              <w:ind w:left="1300" w:hanging="380"/>
+            </w:pPr>
+            <w:r>
+              <w:rPr>
+                <w:rFonts w:ascii="FreeSerif" w:hAnsi="FreeSerif" w:eastAsia="FreeSerif"/>
+                <w:b w:val="0"/>
+                <w:i w:val="0"/>
+                <w:color w:val="1A1A1A"/>
+                <w:sz w:val="22"/>
+              </w:rPr>
+              <w:t xml:space="preserve">☐   </w:t>
+            </w:r>
+            <w:r>
+              <w:rPr>
+                <w:b w:val="0"/>
+                <w:i w:val="0"/>
+                <w:color w:val="1A1A1A"/>
+                <w:sz w:val="22"/>
+              </w:rPr>
+              <w:t xml:space="preserve">A.  </w:t>
+            </w:r>
+            <w:r>
+              <w:rPr>
+                <w:b w:val="0"/>
+                <w:i w:val="0"/>
+                <w:color w:val="1A1A1A"/>
+                <w:sz w:val="22"/>
+              </w:rPr>
+              <w:t>110 × 2.54</w:t>
+            </w:r>
+          </w:p>
+          <w:p>
+            <w:pPr>
+              <w:spacing w:before="40" w:after="40"/>
+              <w:ind w:left="1300" w:hanging="380"/>
+            </w:pPr>
+            <w:r>
+              <w:rPr>
+                <w:rFonts w:ascii="FreeSerif" w:hAnsi="FreeSerif" w:eastAsia="FreeSerif"/>
+                <w:b w:val="0"/>
+                <w:i w:val="0"/>
+                <w:color w:val="9E1B32"/>
+                <w:sz w:val="22"/>
+              </w:rPr>
+              <w:t xml:space="preserve">☒   </w:t>
+            </w:r>
+            <w:r>
+              <w:rPr>
+                <w:b/>
+                <w:i w:val="0"/>
+                <w:color w:val="9E1B32"/>
+                <w:sz w:val="22"/>
+              </w:rPr>
+              <w:t xml:space="preserve">B.  </w:t>
+            </w:r>
+            <w:r>
+              <w:rPr>
+                <w:b/>
+                <w:i w:val="0"/>
+                <w:color w:val="9E1B32"/>
+                <w:sz w:val="22"/>
+              </w:rPr>
+              <w:t>110 × 0.39</w:t>
+            </w:r>
+          </w:p>
+          <w:p>
+            <w:pPr>
+              <w:spacing w:before="40" w:after="40"/>
+              <w:ind w:left="1300" w:hanging="380"/>
+            </w:pPr>
+            <w:r>
+              <w:rPr>
+                <w:rFonts w:ascii="FreeSerif" w:hAnsi="FreeSerif" w:eastAsia="FreeSerif"/>
+                <w:b w:val="0"/>
+                <w:i w:val="0"/>
+                <w:color w:val="1A1A1A"/>
+                <w:sz w:val="22"/>
+              </w:rPr>
+              <w:t xml:space="preserve">☐   </w:t>
+            </w:r>
+            <w:r>
+              <w:rPr>
+                <w:b w:val="0"/>
+                <w:i w:val="0"/>
+                <w:color w:val="1A1A1A"/>
+                <w:sz w:val="22"/>
+              </w:rPr>
+              <w:t xml:space="preserve">C.  </w:t>
+            </w:r>
+            <w:r>
+              <w:rPr>
+                <w:b w:val="0"/>
+                <w:i w:val="0"/>
+                <w:color w:val="1A1A1A"/>
+                <w:sz w:val="22"/>
+              </w:rPr>
+              <w:t>110 ÷ 0.39</w:t>
+            </w:r>
+          </w:p>
+          <w:p>
+            <w:pPr>
+              <w:spacing w:before="40" w:after="40"/>
+              <w:ind w:left="1300" w:hanging="380"/>
+            </w:pPr>
+            <w:r>
+              <w:rPr>
+                <w:rFonts w:ascii="FreeSerif" w:hAnsi="FreeSerif" w:eastAsia="FreeSerif"/>
+                <w:b w:val="0"/>
+                <w:i w:val="0"/>
+                <w:color w:val="9E1B32"/>
+                <w:sz w:val="22"/>
+              </w:rPr>
+              <w:t xml:space="preserve">☒   </w:t>
+            </w:r>
+            <w:r>
+              <w:rPr>
+                <w:b/>
+                <w:i w:val="0"/>
+                <w:color w:val="9E1B32"/>
+                <w:sz w:val="22"/>
+              </w:rPr>
+              <w:t xml:space="preserve">D.  </w:t>
+            </w:r>
+            <w:r>
+              <w:rPr>
+                <w:b/>
+                <w:i w:val="0"/>
+                <w:color w:val="9E1B32"/>
+                <w:sz w:val="22"/>
+              </w:rPr>
+              <w:t>110 ÷ 2.54</w:t>
+            </w:r>
+          </w:p>
+          <w:p>
+            <w:pPr>
               <w:spacing w:before="40" w:after="60"/>
               <w:ind w:left="420"/>
             </w:pPr>
@@ -1942,7 +2103,7 @@
                 <w:color w:val="9E1B32"/>
                 <w:sz w:val="22"/>
               </w:rPr>
-              <w:t>42.9 in (43.3 by ÷ 2.54)</w:t>
+              <w:t>B and D</w:t>
             </w:r>
           </w:p>
           <w:p>
@@ -1957,7 +2118,7 @@
                 <w:color w:val="6B6B6B"/>
                 <w:sz w:val="19"/>
               </w:rPr>
-              <w:t>× 0.39; the sheet's other ratio, ÷ 2.54, earns the point too when the work shows it. × 2.54 (177.8, 228.6, 279.4) is the inverted ratio.</w:t>
+              <w:t>Both sheet routes (42.9 and 43.3) and nothing else for the point.</w:t>
             </w:r>
           </w:p>
           <w:p>
@@ -2042,7 +2203,7 @@
                 <w:color w:val="1A1A1A"/>
                 <w:sz w:val="22"/>
               </w:rPr>
-              <w:t>1 yd = 3 ft, 1 ft = 12 in, 1 in = 2.54 cm. How many centimetres is 1.5 yd?</w:t>
+              <w:t>1 yd = 3 ft, 1 ft = 12 in, 1 in = 2.54 cm. How many centimeters is 1.5 yd?</w:t>
             </w:r>
             <w:r>
               <w:tab/>
@@ -2084,7 +2245,7 @@
                 <w:color w:val="6B6B6B"/>
                 <w:sz w:val="19"/>
               </w:rPr>
-              <w:t>a chain: 144 in, 180 in, 54 in, then × 2.54. The estimate (a yard is nearly a metre) catches 10.16, 12.7 and 3.81.</w:t>
+              <w:t>a chain: 54 in, then × 2.54 (54 ÷ 0.39 = 138.5 by the other ratio — full credit). The estimate catches 3.81.</w:t>
             </w:r>
           </w:p>
           <w:p>
@@ -2196,7 +2357,7 @@
                 <w:color w:val="9E1B32"/>
                 <w:sz w:val="22"/>
               </w:rPr>
-              <w:t>77.14 lb</w:t>
+              <w:t>77.14 lb (77.09 by ÷ 0.454)</w:t>
             </w:r>
           </w:p>
           <w:p>
@@ -2211,7 +2372,7 @@
                 <w:color w:val="6B6B6B"/>
                 <w:sz w:val="19"/>
               </w:rPr>
-              <w:t>× the ratio whose 1 is the unit you have; the estimate says more pounds than kilograms</w:t>
+              <w:t>× the ratio whose 1 is the unit you have; the sheet's other ratio earns the point too when the work shows it</w:t>
             </w:r>
           </w:p>
           <w:p>
@@ -2296,7 +2457,7 @@
                 <w:color w:val="1A1A1A"/>
                 <w:sz w:val="22"/>
               </w:rPr>
-              <w:t>1 gal = 3.785 L. How many litres is 3 gal?</w:t>
+              <w:t>1 gal = 3.785 L. How many liters is 3 gal?</w:t>
             </w:r>
             <w:r>
               <w:tab/>
@@ -2323,7 +2484,7 @@
                 <w:color w:val="9E1B32"/>
                 <w:sz w:val="22"/>
               </w:rPr>
-              <w:t>11.355 L</w:t>
+              <w:t>11.355 L (11.36 by ÷ 0.264)</w:t>
             </w:r>
           </w:p>
           <w:p>
@@ -2338,7 +2499,7 @@
                 <w:color w:val="6B6B6B"/>
                 <w:sz w:val="19"/>
               </w:rPr>
-              <w:t>more litres than gallons</w:t>
+              <w:t>more liters than gallons; the sheet's other ratio earns the point too when the work shows it</w:t>
             </w:r>
           </w:p>
           <w:p>
@@ -2423,7 +2584,7 @@
                 <w:color w:val="1A1A1A"/>
                 <w:sz w:val="22"/>
               </w:rPr>
-              <w:t>1 m = 100 cm. A floor is 5 m</w:t>
+              <w:t>1 in = 2.54 cm. A tile is 10 in</w:t>
             </w:r>
             <w:r>
               <w:rPr>
@@ -2442,7 +2603,7 @@
                 <w:color w:val="1A1A1A"/>
                 <w:sz w:val="22"/>
               </w:rPr>
-              <w:t xml:space="preserve"> in area. How many square centimetres is that?</w:t>
+              <w:t xml:space="preserve"> in area. Which is closest to its area in square centimeters?</w:t>
             </w:r>
             <w:r>
               <w:tab/>
@@ -2479,7 +2640,7 @@
                 <w:color w:val="1A1A1A"/>
                 <w:sz w:val="22"/>
               </w:rPr>
-              <w:t>A.  500 cm</w:t>
+              <w:t>A.  25.4 cm</w:t>
             </w:r>
             <w:r>
               <w:rPr>
@@ -2514,7 +2675,7 @@
                 <w:color w:val="9E1B32"/>
                 <w:sz w:val="22"/>
               </w:rPr>
-              <w:t>B.  50,000 cm</w:t>
+              <w:t>B.  64.5 cm</w:t>
             </w:r>
             <w:r>
               <w:rPr>
@@ -2549,7 +2710,7 @@
                 <w:color w:val="1A1A1A"/>
                 <w:sz w:val="22"/>
               </w:rPr>
-              <w:t>C.  10,000 cm</w:t>
+              <w:t>C.  6.45 cm</w:t>
             </w:r>
             <w:r>
               <w:rPr>
@@ -2584,7 +2745,7 @@
                 <w:color w:val="1A1A1A"/>
                 <w:sz w:val="22"/>
               </w:rPr>
-              <w:t>D.  1,000 cm</w:t>
+              <w:t>D.  50.8 cm</w:t>
             </w:r>
             <w:r>
               <w:rPr>
@@ -2610,6 +2771,59 @@
                 <w:sz w:val="22"/>
               </w:rPr>
               <w:t>B</w:t>
+            </w:r>
+          </w:p>
+          <w:p>
+            <w:pPr>
+              <w:spacing w:before="0" w:after="120"/>
+              <w:ind w:left="420"/>
+            </w:pPr>
+            <w:r>
+              <w:rPr>
+                <w:b w:val="0"/>
+                <w:i/>
+                <w:color w:val="6B6B6B"/>
+                <w:sz w:val="19"/>
+              </w:rPr>
+              <w:t>10 × 2.54</w:t>
+            </w:r>
+            <w:r>
+              <w:rPr>
+                <w:b w:val="0"/>
+                <w:i/>
+                <w:color w:val="6B6B6B"/>
+                <w:sz w:val="19"/>
+                <w:vertAlign w:val="superscript"/>
+              </w:rPr>
+              <w:t>2</w:t>
+            </w:r>
+            <w:r>
+              <w:rPr>
+                <w:b w:val="0"/>
+                <w:i/>
+                <w:color w:val="6B6B6B"/>
+                <w:sz w:val="19"/>
+              </w:rPr>
+              <w:t xml:space="preserve"> = 64.52 (or 10 ÷ 0.39</w:t>
+            </w:r>
+            <w:r>
+              <w:rPr>
+                <w:b w:val="0"/>
+                <w:i/>
+                <w:color w:val="6B6B6B"/>
+                <w:sz w:val="19"/>
+                <w:vertAlign w:val="superscript"/>
+              </w:rPr>
+              <w:t>2</w:t>
+            </w:r>
+            <w:r>
+              <w:rPr>
+                <w:b w:val="0"/>
+                <w:i/>
+                <w:color w:val="6B6B6B"/>
+                <w:sz w:val="19"/>
+              </w:rPr>
+              <w:t xml:space="preserve"> = 65.7 — the sheet's two routes differ here; either picks B).</w:t>
             </w:r>
           </w:p>
           <w:p>
@@ -2691,7 +2905,7 @@
                 <w:color w:val="1A1A1A"/>
                 <w:sz w:val="22"/>
               </w:rPr>
-              <w:t>Rate on 5 Nov: 1 US dollar = 1.32 Canadian dollars.</w:t>
+              <w:t>Rate on Nov 5: 1 US dollar = 1.32 Canadian dollars.</w:t>
             </w:r>
           </w:p>
           <w:p>
@@ -2829,7 +3043,7 @@
                 <w:color w:val="6B6B6B"/>
                 <w:sz w:val="19"/>
               </w:rPr>
-              <w:t>÷ the rate; 21.16, 72.90 and 87.12 multiplied both ways</w:t>
+              <w:t>÷ the rate; 87.12 multiplied both ways</w:t>
             </w:r>
           </w:p>
           <w:p>
@@ -2958,7 +3172,7 @@
                 <w:color w:val="1A1A1A"/>
                 <w:sz w:val="22"/>
               </w:rPr>
-              <w:t>A car does 27 miles per gallon and its tank holds 10 gal.</w:t>
+              <w:t>A car gets 27 miles per gallon and its tank holds 10 gal.</w:t>
             </w:r>
           </w:p>
           <w:p>
@@ -3054,7 +3268,7 @@
                 <w:color w:val="1A1A1A"/>
                 <w:sz w:val="22"/>
               </w:rPr>
-              <w:t>It starts a 1,200-mi trip with a full tank. How many tanks of gas does the trip take?</w:t>
+              <w:t>It makes a 1,200-mi trip. How many tanks of gas does the trip use? (Part of a tank counts as a whole tank.)</w:t>
             </w:r>
             <w:r>
               <w:tab/>
@@ -3096,7 +3310,7 @@
                 <w:color w:val="6B6B6B"/>
                 <w:sz w:val="19"/>
               </w:rPr>
-              <w:t>the part of a tank is still a tank; follow-through on part (a)</w:t>
+              <w:t>the bracket on the paper settles the rounding; follow-through on part (a)</w:t>
             </w:r>
           </w:p>
           <w:p>
@@ -3247,7 +3461,7 @@
                 <w:color w:val="6B6B6B"/>
                 <w:sz w:val="19"/>
               </w:rPr>
-              <w:t>k from the yields (2.5, 1.5, 3), then the ingredient</w:t>
+              <w:t>k = 3 from the yields, then the ingredient</w:t>
             </w:r>
           </w:p>
           <w:p>
@@ -3316,7 +3530,7 @@
                 <w:color w:val="6B6B6B"/>
                 <w:sz w:val="19"/>
               </w:rPr>
-              <w:t>recipes the pantry makes (4, 4, 5) × the yield; 15, 24 and 25 scaled the yield by the cups</w:t>
+              <w:t>5 recipes × the yield; 50 scaled the yield by the cups</w:t>
             </w:r>
           </w:p>
           <w:p>
@@ -3401,7 +3615,7 @@
                 <w:color w:val="1A1A1A"/>
                 <w:sz w:val="22"/>
               </w:rPr>
-              <w:t>Paint is mixed 3 : 1 : 2. A batch uses 4 gal of the second colour. How many gallons is the whole batch?</w:t>
+              <w:t>Paint is mixed 3 : 1 : 2. A batch uses 4 gal of the second color. How many gallons is the whole batch?</w:t>
             </w:r>
             <w:r>
               <w:tab/>
@@ -3443,7 +3657,7 @@
                 <w:color w:val="6B6B6B"/>
                 <w:sz w:val="19"/>
               </w:rPr>
-              <w:t>k from the part you know (3, 4, 4), then the whole (9, 8, 6 parts); 12, 16 and 8 found one other part and stopped</w:t>
+              <w:t>k = 4 from the second color, then the whole, 6 parts; 12 found the first color and stopped</w:t>
             </w:r>
           </w:p>
           <w:p>

--- a/a7/packages/A7 Unit 5 - Multi-Step Proportional Relationships/Assessment/Practice Test/A7 Unit 5 Multi-Step Proportional Relationships - Practice Test - Key.docx
+++ b/a7/packages/A7 Unit 5 - Multi-Step Proportional Relationships/Assessment/Practice Test/A7 Unit 5 Multi-Step Proportional Relationships - Practice Test - Key.docx
@@ -817,7 +817,25 @@
                 <w:color w:val="1A1A1A"/>
                 <w:sz w:val="22"/>
               </w:rPr>
-              <w:t>A 3 cm by 5 cm rectangle is scaled by k = 2.</w:t>
+              <w:t xml:space="preserve">A 3 cm by 5 cm rectangle is scaled by </w:t>
+            </w:r>
+            <w:r>
+              <w:rPr>
+                <w:b w:val="0"/>
+                <w:i w:val="0"/>
+                <w:color w:val="1A1A1A"/>
+                <w:sz w:val="22"/>
+              </w:rPr>
+              <w:t>k = 2</w:t>
+            </w:r>
+            <w:r>
+              <w:rPr>
+                <w:b w:val="0"/>
+                <w:i w:val="0"/>
+                <w:color w:val="1A1A1A"/>
+                <w:sz w:val="22"/>
+              </w:rPr>
+              <w:t>.</w:t>
             </w:r>
           </w:p>
           <w:p>
@@ -1069,7 +1087,16 @@
                 <w:color w:val="1A1A1A"/>
                 <w:sz w:val="22"/>
               </w:rPr>
-              <w:t>A figure has area 6 cm</w:t>
+              <w:t xml:space="preserve">A figure has area </w:t>
+            </w:r>
+            <w:r>
+              <w:rPr>
+                <w:b w:val="0"/>
+                <w:i w:val="0"/>
+                <w:color w:val="1A1A1A"/>
+                <w:sz w:val="22"/>
+              </w:rPr>
+              <w:t>6 cm</w:t>
             </w:r>
             <w:r>
               <w:rPr>
@@ -1088,7 +1115,16 @@
                 <w:color w:val="1A1A1A"/>
                 <w:sz w:val="22"/>
               </w:rPr>
-              <w:t>. Its scale copy has area 150 cm</w:t>
+              <w:t xml:space="preserve">. Its scale copy has area </w:t>
+            </w:r>
+            <w:r>
+              <w:rPr>
+                <w:b w:val="0"/>
+                <w:i w:val="0"/>
+                <w:color w:val="1A1A1A"/>
+                <w:sz w:val="22"/>
+              </w:rPr>
+              <w:t>150 cm</w:t>
             </w:r>
             <w:r>
               <w:rPr>
@@ -1250,7 +1286,25 @@
                 <w:color w:val="1A1A1A"/>
                 <w:sz w:val="22"/>
               </w:rPr>
-              <w:t>A floor plan is drawn at 1 in : 5 ft. A room is 2 in by 3 in on the plan.</w:t>
+              <w:t xml:space="preserve">A floor plan is drawn at </w:t>
+            </w:r>
+            <w:r>
+              <w:rPr>
+                <w:b w:val="0"/>
+                <w:i w:val="0"/>
+                <w:color w:val="1A1A1A"/>
+                <w:sz w:val="22"/>
+              </w:rPr>
+              <w:t>1 in : 5 ft</w:t>
+            </w:r>
+            <w:r>
+              <w:rPr>
+                <w:b w:val="0"/>
+                <w:i w:val="0"/>
+                <w:color w:val="1A1A1A"/>
+                <w:sz w:val="22"/>
+              </w:rPr>
+              <w:t>. A room is 2 in by 3 in on the plan.</w:t>
             </w:r>
           </w:p>
           <w:p>
@@ -1502,7 +1556,25 @@
                 <w:color w:val="1A1A1A"/>
                 <w:sz w:val="22"/>
               </w:rPr>
-              <w:t>A plan is drawn at 1 in : 3 ft. A real wall is 15 ft long. How long is it on the plan?</w:t>
+              <w:t xml:space="preserve">A plan is drawn at </w:t>
+            </w:r>
+            <w:r>
+              <w:rPr>
+                <w:b w:val="0"/>
+                <w:i w:val="0"/>
+                <w:color w:val="1A1A1A"/>
+                <w:sz w:val="22"/>
+              </w:rPr>
+              <w:t>1 in : 3 ft</w:t>
+            </w:r>
+            <w:r>
+              <w:rPr>
+                <w:b w:val="0"/>
+                <w:i w:val="0"/>
+                <w:color w:val="1A1A1A"/>
+                <w:sz w:val="22"/>
+              </w:rPr>
+              <w:t>. A real wall is 15 ft long. How long is it on the plan?</w:t>
             </w:r>
             <w:r>
               <w:tab/>
@@ -1629,7 +1701,25 @@
                 <w:color w:val="1A1A1A"/>
                 <w:sz w:val="22"/>
               </w:rPr>
-              <w:t>A plan is drawn at 1 in : 6 ft. A room is 1.5 in by 2.5 in on the plan. Find the room's real area.</w:t>
+              <w:t xml:space="preserve">A plan is drawn at </w:t>
+            </w:r>
+            <w:r>
+              <w:rPr>
+                <w:b w:val="0"/>
+                <w:i w:val="0"/>
+                <w:color w:val="1A1A1A"/>
+                <w:sz w:val="22"/>
+              </w:rPr>
+              <w:t>1 in : 6 ft</w:t>
+            </w:r>
+            <w:r>
+              <w:rPr>
+                <w:b w:val="0"/>
+                <w:i w:val="0"/>
+                <w:color w:val="1A1A1A"/>
+                <w:sz w:val="22"/>
+              </w:rPr>
+              <w:t>. A room is 1.5 in by 2.5 in on the plan. Find the room's real area.</w:t>
             </w:r>
             <w:r>
               <w:tab/>
@@ -1813,7 +1903,16 @@
                 <w:color w:val="1A1A1A"/>
                 <w:sz w:val="22"/>
               </w:rPr>
-              <w:t>1 in = 2.54 cm. How many centimeters is 7 in?</w:t>
+              <w:t>1 in = 2.54 cm</w:t>
+            </w:r>
+            <w:r>
+              <w:rPr>
+                <w:b w:val="0"/>
+                <w:i w:val="0"/>
+                <w:color w:val="1A1A1A"/>
+                <w:sz w:val="22"/>
+              </w:rPr>
+              <w:t>. How many centimeters is 7 in?</w:t>
             </w:r>
             <w:r>
               <w:tab/>
@@ -2203,7 +2302,52 @@
                 <w:color w:val="1A1A1A"/>
                 <w:sz w:val="22"/>
               </w:rPr>
-              <w:t>1 yd = 3 ft, 1 ft = 12 in, 1 in = 2.54 cm. How many centimeters is 1.5 yd?</w:t>
+              <w:t>1 yd = 3 ft</w:t>
+            </w:r>
+            <w:r>
+              <w:rPr>
+                <w:b w:val="0"/>
+                <w:i w:val="0"/>
+                <w:color w:val="1A1A1A"/>
+                <w:sz w:val="22"/>
+              </w:rPr>
+              <w:t xml:space="preserve">, </w:t>
+            </w:r>
+            <w:r>
+              <w:rPr>
+                <w:b w:val="0"/>
+                <w:i w:val="0"/>
+                <w:color w:val="1A1A1A"/>
+                <w:sz w:val="22"/>
+              </w:rPr>
+              <w:t>1 ft = 12 in</w:t>
+            </w:r>
+            <w:r>
+              <w:rPr>
+                <w:b w:val="0"/>
+                <w:i w:val="0"/>
+                <w:color w:val="1A1A1A"/>
+                <w:sz w:val="22"/>
+              </w:rPr>
+              <w:t xml:space="preserve">, </w:t>
+            </w:r>
+            <w:r>
+              <w:rPr>
+                <w:b w:val="0"/>
+                <w:i w:val="0"/>
+                <w:color w:val="1A1A1A"/>
+                <w:sz w:val="22"/>
+              </w:rPr>
+              <w:t>1 in = 2.54 cm</w:t>
+            </w:r>
+            <w:r>
+              <w:rPr>
+                <w:b w:val="0"/>
+                <w:i w:val="0"/>
+                <w:color w:val="1A1A1A"/>
+                <w:sz w:val="22"/>
+              </w:rPr>
+              <w:t>. How many centimeters is 1.5 yd?</w:t>
             </w:r>
             <w:r>
               <w:tab/>
@@ -2330,7 +2474,16 @@
                 <w:color w:val="1A1A1A"/>
                 <w:sz w:val="22"/>
               </w:rPr>
-              <w:t>1 kg = 2.204 lb. How many pounds is 35 kg?</w:t>
+              <w:t>1 kg = 2.204 lb</w:t>
+            </w:r>
+            <w:r>
+              <w:rPr>
+                <w:b w:val="0"/>
+                <w:i w:val="0"/>
+                <w:color w:val="1A1A1A"/>
+                <w:sz w:val="22"/>
+              </w:rPr>
+              <w:t>. How many pounds is 35 kg?</w:t>
             </w:r>
             <w:r>
               <w:tab/>
@@ -2457,7 +2610,16 @@
                 <w:color w:val="1A1A1A"/>
                 <w:sz w:val="22"/>
               </w:rPr>
-              <w:t>1 gal = 3.785 L. How many liters is 3 gal?</w:t>
+              <w:t>1 gal = 3.785 L</w:t>
+            </w:r>
+            <w:r>
+              <w:rPr>
+                <w:b w:val="0"/>
+                <w:i w:val="0"/>
+                <w:color w:val="1A1A1A"/>
+                <w:sz w:val="22"/>
+              </w:rPr>
+              <w:t>. How many liters is 3 gal?</w:t>
             </w:r>
             <w:r>
               <w:tab/>
@@ -2584,7 +2746,25 @@
                 <w:color w:val="1A1A1A"/>
                 <w:sz w:val="22"/>
               </w:rPr>
-              <w:t>1 in = 2.54 cm. A tile is 10 in</w:t>
+              <w:t>1 in = 2.54 cm</w:t>
+            </w:r>
+            <w:r>
+              <w:rPr>
+                <w:b w:val="0"/>
+                <w:i w:val="0"/>
+                <w:color w:val="1A1A1A"/>
+                <w:sz w:val="22"/>
+              </w:rPr>
+              <w:t xml:space="preserve">. A tile is </w:t>
+            </w:r>
+            <w:r>
+              <w:rPr>
+                <w:b w:val="0"/>
+                <w:i w:val="0"/>
+                <w:color w:val="1A1A1A"/>
+                <w:sz w:val="22"/>
+              </w:rPr>
+              <w:t>10 in</w:t>
             </w:r>
             <w:r>
               <w:rPr>
@@ -2640,7 +2820,16 @@
                 <w:color w:val="1A1A1A"/>
                 <w:sz w:val="22"/>
               </w:rPr>
-              <w:t>A.  25.4 cm</w:t>
+              <w:t xml:space="preserve">A.  </w:t>
+            </w:r>
+            <w:r>
+              <w:rPr>
+                <w:b w:val="0"/>
+                <w:i w:val="0"/>
+                <w:color w:val="1A1A1A"/>
+                <w:sz w:val="22"/>
+              </w:rPr>
+              <w:t>25.4 cm</w:t>
             </w:r>
             <w:r>
               <w:rPr>
@@ -2675,7 +2864,16 @@
                 <w:color w:val="9E1B32"/>
                 <w:sz w:val="22"/>
               </w:rPr>
-              <w:t>B.  64.5 cm</w:t>
+              <w:t xml:space="preserve">B.  </w:t>
+            </w:r>
+            <w:r>
+              <w:rPr>
+                <w:b/>
+                <w:i w:val="0"/>
+                <w:color w:val="9E1B32"/>
+                <w:sz w:val="22"/>
+              </w:rPr>
+              <w:t>64.5 cm</w:t>
             </w:r>
             <w:r>
               <w:rPr>
@@ -2710,7 +2908,16 @@
                 <w:color w:val="1A1A1A"/>
                 <w:sz w:val="22"/>
               </w:rPr>
-              <w:t>C.  6.45 cm</w:t>
+              <w:t xml:space="preserve">C.  </w:t>
+            </w:r>
+            <w:r>
+              <w:rPr>
+                <w:b w:val="0"/>
+                <w:i w:val="0"/>
+                <w:color w:val="1A1A1A"/>
+                <w:sz w:val="22"/>
+              </w:rPr>
+              <w:t>6.45 cm</w:t>
             </w:r>
             <w:r>
               <w:rPr>
@@ -2745,7 +2952,16 @@
                 <w:color w:val="1A1A1A"/>
                 <w:sz w:val="22"/>
               </w:rPr>
-              <w:t>D.  50.8 cm</w:t>
+              <w:t xml:space="preserve">D.  </w:t>
+            </w:r>
+            <w:r>
+              <w:rPr>
+                <w:b w:val="0"/>
+                <w:i w:val="0"/>
+                <w:color w:val="1A1A1A"/>
+                <w:sz w:val="22"/>
+              </w:rPr>
+              <w:t>50.8 cm</w:t>
             </w:r>
             <w:r>
               <w:rPr>
@@ -2905,7 +3121,25 @@
                 <w:color w:val="1A1A1A"/>
                 <w:sz w:val="22"/>
               </w:rPr>
-              <w:t>Rate on Nov 5: 1 US dollar = 1.32 Canadian dollars.</w:t>
+              <w:t xml:space="preserve">Rate on Nov 5: </w:t>
+            </w:r>
+            <w:r>
+              <w:rPr>
+                <w:b w:val="0"/>
+                <w:i w:val="0"/>
+                <w:color w:val="1A1A1A"/>
+                <w:sz w:val="22"/>
+              </w:rPr>
+              <w:t>1 US dollar = 1.32 Canadian dollars</w:t>
+            </w:r>
+            <w:r>
+              <w:rPr>
+                <w:b w:val="0"/>
+                <w:i w:val="0"/>
+                <w:color w:val="1A1A1A"/>
+                <w:sz w:val="22"/>
+              </w:rPr>
+              <w:t>.</w:t>
             </w:r>
           </w:p>
           <w:p>
@@ -3615,7 +3849,25 @@
                 <w:color w:val="1A1A1A"/>
                 <w:sz w:val="22"/>
               </w:rPr>
-              <w:t>Paint is mixed 3 : 1 : 2. A batch uses 4 gal of the second color. How many gallons is the whole batch?</w:t>
+              <w:t xml:space="preserve">Paint is mixed </w:t>
+            </w:r>
+            <w:r>
+              <w:rPr>
+                <w:b w:val="0"/>
+                <w:i w:val="0"/>
+                <w:color w:val="1A1A1A"/>
+                <w:sz w:val="22"/>
+              </w:rPr>
+              <w:t>3 : 1 : 2</w:t>
+            </w:r>
+            <w:r>
+              <w:rPr>
+                <w:b w:val="0"/>
+                <w:i w:val="0"/>
+                <w:color w:val="1A1A1A"/>
+                <w:sz w:val="22"/>
+              </w:rPr>
+              <w:t>. A batch uses 4 gal of the second color. How many gallons is the whole batch?</w:t>
             </w:r>
             <w:r>
               <w:tab/>
@@ -3742,7 +3994,16 @@
                 <w:color w:val="1A1A1A"/>
                 <w:sz w:val="22"/>
               </w:rPr>
-              <w:t>1 mi = 1.61 km. A train does 80 km/h; a bus does 45 mi/h. Which is faster? Show both speeds in one unit.</w:t>
+              <w:t>1 mi = 1.61 km</w:t>
+            </w:r>
+            <w:r>
+              <w:rPr>
+                <w:b w:val="0"/>
+                <w:i w:val="0"/>
+                <w:color w:val="1A1A1A"/>
+                <w:sz w:val="22"/>
+              </w:rPr>
+              <w:t>. A train does 80 km/h; a bus does 45 mi/h. Which is faster? Show both speeds in one unit.</w:t>
             </w:r>
             <w:r>
               <w:tab/>

--- a/a7/packages/A7 Unit 5 - Multi-Step Proportional Relationships/Assessment/Practice Test/A7 Unit 5 Multi-Step Proportional Relationships - Practice Test - Key.docx
+++ b/a7/packages/A7 Unit 5 - Multi-Step Proportional Relationships/Assessment/Practice Test/A7 Unit 5 Multi-Step Proportional Relationships - Practice Test - Key.docx
@@ -229,6 +229,7 @@
     </w:p>
     <w:p>
       <w:pPr>
+        <w:keepNext/>
         <w:spacing w:before="0" w:after="120"/>
       </w:pPr>
       <w:r>
@@ -1837,6 +1838,7 @@
     </w:p>
     <w:p>
       <w:pPr>
+        <w:keepNext/>
         <w:spacing w:before="0" w:after="120"/>
       </w:pPr>
       <w:r>
@@ -3343,6 +3345,7 @@
     </w:p>
     <w:p>
       <w:pPr>
+        <w:keepNext/>
         <w:spacing w:before="0" w:after="120"/>
       </w:pPr>
       <w:r>

--- a/a7/packages/A7 Unit 5 - Multi-Step Proportional Relationships/Assessment/Practice Test/A7 Unit 5 Multi-Step Proportional Relationships - Practice Test - Key.docx
+++ b/a7/packages/A7 Unit 5 - Multi-Step Proportional Relationships/Assessment/Practice Test/A7 Unit 5 Multi-Step Proportional Relationships - Practice Test - Key.docx
@@ -212,7 +212,7 @@
           <w:color w:val="1A1A1A"/>
           <w:sz w:val="24"/>
         </w:rPr>
-        <w:t>Part 1.  Scale Drawings and Scale Factors</w:t>
+        <w:t>Scale Drawings and Scale Factors</w:t>
       </w:r>
       <w:r>
         <w:tab/>
@@ -1821,7 +1821,7 @@
           <w:color w:val="1A1A1A"/>
           <w:sz w:val="24"/>
         </w:rPr>
-        <w:t>Part 2.  Converting Across Systems</w:t>
+        <w:t>Converting Across Systems</w:t>
       </w:r>
       <w:r>
         <w:tab/>
@@ -3328,7 +3328,7 @@
           <w:color w:val="1A1A1A"/>
           <w:sz w:val="24"/>
         </w:rPr>
-        <w:t>Part 3.  Multi-Step Proportion Problems</w:t>
+        <w:t>Multi-Step Proportion Problems</w:t>
       </w:r>
       <w:r>
         <w:tab/>

--- a/a7/packages/A7 Unit 5 - Multi-Step Proportional Relationships/Assessment/Practice Test/A7 Unit 5 Multi-Step Proportional Relationships - Practice Test - Key.docx
+++ b/a7/packages/A7 Unit 5 - Multi-Step Proportional Relationships/Assessment/Practice Test/A7 Unit 5 Multi-Step Proportional Relationships - Practice Test - Key.docx
@@ -4274,6 +4274,7 @@
           </w:tcPr>
           <w:p>
             <w:pPr>
+              <w:keepNext/>
               <w:spacing w:after="0"/>
             </w:pPr>
             <w:r>
@@ -4305,6 +4306,7 @@
           </w:tcPr>
           <w:p>
             <w:pPr>
+              <w:keepNext/>
               <w:spacing w:after="0"/>
             </w:pPr>
             <w:r>
@@ -4336,6 +4338,7 @@
           </w:tcPr>
           <w:p>
             <w:pPr>
+              <w:keepNext/>
               <w:spacing w:after="0"/>
             </w:pPr>
             <w:r>
@@ -4367,6 +4370,7 @@
           </w:tcPr>
           <w:p>
             <w:pPr>
+              <w:keepNext/>
               <w:spacing w:after="0"/>
             </w:pPr>
           </w:p>
@@ -4394,6 +4398,7 @@
           </w:tcPr>
           <w:p>
             <w:pPr>
+              <w:keepNext/>
               <w:spacing w:after="0"/>
             </w:pPr>
             <w:r>
@@ -4425,6 +4430,7 @@
           </w:tcPr>
           <w:p>
             <w:pPr>
+              <w:keepNext/>
               <w:spacing w:after="0"/>
             </w:pPr>
             <w:r>
@@ -4456,6 +4462,7 @@
           </w:tcPr>
           <w:p>
             <w:pPr>
+              <w:keepNext/>
               <w:spacing w:after="0"/>
             </w:pPr>
             <w:r>
@@ -4487,6 +4494,7 @@
           </w:tcPr>
           <w:p>
             <w:pPr>
+              <w:keepNext/>
               <w:spacing w:after="0"/>
             </w:pPr>
           </w:p>
@@ -4514,6 +4522,7 @@
           </w:tcPr>
           <w:p>
             <w:pPr>
+              <w:keepNext/>
               <w:spacing w:after="0"/>
             </w:pPr>
             <w:r>
@@ -4545,6 +4554,7 @@
           </w:tcPr>
           <w:p>
             <w:pPr>
+              <w:keepNext/>
               <w:spacing w:after="0"/>
             </w:pPr>
             <w:r>
@@ -4576,6 +4586,7 @@
           </w:tcPr>
           <w:p>
             <w:pPr>
+              <w:keepNext/>
               <w:spacing w:after="0"/>
             </w:pPr>
             <w:r>
@@ -4607,6 +4618,7 @@
           </w:tcPr>
           <w:p>
             <w:pPr>
+              <w:keepNext/>
               <w:spacing w:after="0"/>
             </w:pPr>
           </w:p>
